--- a/corpus/synthetic/smartart-ole__005.docx
+++ b/corpus/synthetic/smartart-ole__005.docx
@@ -3,9 +3,12 @@
 <w:document xmlns:w="http://schemas.openxmlformats.org/wordprocessingml/2006/main" xmlns:r="http://schemas.openxmlformats.org/officeDocument/2006/relationships" xmlns:wp="http://schemas.openxmlformats.org/drawingml/2006/wordprocessingDrawing" xmlns:a="http://schemas.openxmlformats.org/drawingml/2006/main" xmlns:pic="http://schemas.openxmlformats.org/drawingml/2006/picture" xmlns:m="http://schemas.openxmlformats.org/officeDocument/2006/math">
   <w:body>
     <w:p>
+      <w:pPr>
+        <w:spacing w:after="160"/>
+      </w:pPr>
       <w:r>
         <w:pict>
-          <v:rect xmlns:v="urn:schemas-microsoft-com:vml" xmlns:o="urn:schemas-microsoft-com:office:office" id="_x0000_i1026" style="width:0;height:1.5pt" o:hralign="center" o:hrstd="t" o:hr="t" fillcolor="#aca899" stroked="f"/>
+          <v:rect xmlns:v="urn:schemas-microsoft-com:vml" xmlns:o="urn:schemas-microsoft-com:office:office" id="_x0000_i1026" style="width:432pt;height:1.5pt" o:hralign="center" o:hrstd="t" o:hr="t" fillcolor="#aca899" stroked="f"/>
         </w:pict>
       </w:r>
     </w:p>
